--- a/ky/wisdom-stories/permission-or-apology.docx
+++ b/ky/wisdom-stories/permission-or-apology.docx
@@ -135,7 +135,7 @@
           <w:sz w:val="22"/>
           <w:lang w:val="ky-KG"/>
         </w:rPr>
-        <w:t xml:space="preserve">Сабак: </w:t>
+        <w:t>Сабак: Демилгелүү болуу эрежени тоготпоо деген эмес. Катаны оңдоого мүмкүн болгон, коркунучу аз жана пайдасы ачык көрүнгөн учурда уруксатты көпкө күтүү демилгени өчүрүшү мүмкүн. Кээде жоопкерчилик менен ишти баштап, натыйжаны көрсөтүү чексиз макулдукту күткөндөн пайдалуу.</w:t>
       </w:r>
       <w:r>
         <w:rPr>
@@ -144,7 +144,6 @@
           <w:sz w:val="22"/>
           <w:lang w:val="ky-KG"/>
         </w:rPr>
-        <w:t>Демилгелүү болуу эрежени тоготпоо деген эмес. Зыяны аз, кайра оңдоого боло турган иште жоопкерчиликти алып, пайдалуу чечимди сынап көрүүгө болот.</w:t>
       </w:r>
     </w:p>
     <w:p>
@@ -164,7 +163,7 @@
           <w:sz w:val="18"/>
           <w:lang w:val="ky-KG"/>
         </w:rPr>
-        <w:t>Окуя ачык интернет булактарынан алынды.</w:t>
+        <w:t>Аңгемелер ачык интернет булактарынан алынган, иллюстрациялар болсо ЖИ менен түзүлгөн.</w:t>
       </w:r>
     </w:p>
     <w:sectPr>
